--- a/docs/project-plan/Project_Plan.docx
+++ b/docs/project-plan/Project_Plan.docx
@@ -200,7 +200,7 @@
           <w:sz w:val="21"/>
           <w:szCs w:val="21"/>
         </w:rPr>
-        <w:t xml:space="preserve"> Between August and September 2026, X published its production ranking weights, a diversity re-ranker and its filtering code (xAI, 2026; last updated 26 September 2026). For the first time, the mechanics of a major feed can be inspected end to end, including code that computes and logs feed-diversity statistics internally, which users never get to see.</w:t>
+        <w:t xml:space="preserve"> X published its production ranking weights on 13 August 2026, and its diversity re-ranker's settings and internal feed-diversity statistics on 15–24 September (xAI, 2026); on 29–30 September it made "not interested" 10% stronger and switched on random exploration. For the first time, a major feed can be inspected end to end, including diversity statistics that users never see.</w:t>
       </w:r>
     </w:p>
     <w:p>
@@ -759,7 +759,7 @@
                 <w:sz w:val="17"/>
                 <w:szCs w:val="17"/>
               </w:rPr>
-              <w:t xml:space="preserve">: final score = Σ weight × predicted action probability (e.g., like 0.5, reply 5, "not interested" −43.2); author-diversity decay (1−f)·dᵏ+f; out-of-network factor 0.75; a greedy determinantal point process (DPP) re-ranker (Chen et al., 2018); how "not interested" feedback flows (a 30-day time-to-live; no hard filter). It also lists what the code does </w:t>
+              <w:t xml:space="preserve">: final score = Σ weight × predicted action probability (e.g., like 0.5, reply 5, "not interested" −47.52); author-diversity decay (1−f)·dᵏ+f; out-of-network factor 0.75; a greedy determinantal point process (DPP) re-ranker (Chen et al., 2018); how "not interested" feedback flows (a 30-day time-to-live; no hard filter). It also lists what the code does </w:t>
             </w:r>
             <w:r>
               <w:rPr>
@@ -1448,7 +1448,7 @@
           <w:sz w:val="21"/>
           <w:szCs w:val="21"/>
         </w:rPr>
-        <w:t xml:space="preserve"> an X-like feed calibrated to the KuaiRand concentration ratio (1.33 vs 1.45) forms a partial cocoon during a binge; the DPP re-ranker is the strongest brake. "Not interested" is the cheapest escape (about 4–8 refreshes, 10–22 taps), while switching personalisation off relieves the feed at once but the cocoon returns when personalisation is switched back on (Figure 1).</w:t>
+        <w:t xml:space="preserve"> an X-like feed calibrated to the KuaiRand concentration ratio (1.33 vs 1.45) forms a partial cocoon during a binge; the DPP re-ranker is the strongest brake. "Not interested" is the cheapest escape (about 4–8 refreshes, 10–21 taps), while switching personalisation off relieves the feed at once but the cocoon returns when personalisation is switched back on (Figure 1).</w:t>
       </w:r>
     </w:p>
     <w:p>
@@ -1668,7 +1668,7 @@
           <w:sz w:val="21"/>
           <w:szCs w:val="21"/>
         </w:rPr>
-        <w:t xml:space="preserve"> KuaiRand's random exposures (Gao et al., 2022a) give a rare real "no-algorithm" baseline, and KuaiRec (Gao et al., 2022b) gives dense real preferences. X released older ranking code in 2023 (Twitter, 2023); its August–September 2026 updates add production parameter values, visibility-filtering code and a DPP diversity re-ranker (xAI, 2026). As of 28 September 2026 we found no study analysing the 2026 code from an information-cocoon perspective.</w:t>
+        <w:t xml:space="preserve"> KuaiRand's random exposures (Gao et al., 2022a) give a rare real "no-algorithm" baseline, and KuaiRec (Gao et al., 2022b) gives dense real preferences. X released older ranking code in 2023 (Twitter, 2023); its August–September 2026 updates add production parameter values, visibility-filtering code and a DPP diversity re-ranker (xAI, 2026). As of 1 October 2026 we found no study analysing the 2026 code from an information-cocoon perspective.</w:t>
       </w:r>
     </w:p>
     <w:p>
@@ -4681,7 +4681,7 @@
           <w:sz w:val="19"/>
           <w:szCs w:val="19"/>
         </w:rPr>
-        <w:t xml:space="preserve"> [Computer software]. GitHub. https://github.com/xai-org/x-algorithm</w:t>
+        <w:t xml:space="preserve"> (Version b79b947) [Computer software]. GitHub. https://github.com/xai-org/x-algorithm</w:t>
       </w:r>
     </w:p>
     <w:sectPr>
